--- a/content/notes-src/2. CSS Interview Q & A.docx
+++ b/content/notes-src/2. CSS Interview Q & A.docx
@@ -25913,7 +25913,7 @@
               <w:rPr>
                 <w:rtl w:val="0"/>
               </w:rPr>
-              <w:t xml:space="preserve">mySprite.sql</w:t>
+              <w:t xml:space="preserve">mySprite.png</w:t>
             </w:r>
           </w:p>
         </w:tc>
